--- a/文档/制作步骤与分工.docx
+++ b/文档/制作步骤与分工.docx
@@ -776,22 +776,16 @@
       <w:r>
         <w:t xml:space="preserve">：</w:t>
       </w:r>
-    </w:p>
-    <w:p>
-      <w:pPr>
-        <w:numPr>
-          <w:ilvl w:val="0"/>
-          <w:numId w:val="1001"/>
-        </w:numPr>
-        <w:pStyle w:val="Compact"/>
-      </w:pPr>
-      <w:r>
-        <w:t xml:space="preserve">甲不改</w:t>
-      </w:r>
       <w:r>
         <w:t xml:space="preserve"> </w:t>
       </w:r>
       <w:r>
+        <w:t xml:space="preserve">一、甲不改</w:t>
+      </w:r>
+      <w:r>
+        <w:t xml:space="preserve"> </w:t>
+      </w:r>
+      <w:r>
         <w:rPr>
           <w:rStyle w:val="VerbatimChar"/>
         </w:rPr>
@@ -800,14 +794,10 @@
     </w:p>
     <w:p>
       <w:pPr>
-        <w:numPr>
-          <w:ilvl w:val="0"/>
-          <w:numId w:val="1001"/>
-        </w:numPr>
-        <w:pStyle w:val="Compact"/>
-      </w:pPr>
-      <w:r>
-        <w:t xml:space="preserve">乙不改</w:t>
+        <w:pStyle w:val="BodyText"/>
+      </w:pPr>
+      <w:r>
+        <w:t xml:space="preserve">二、乙不改</w:t>
       </w:r>
       <w:r>
         <w:t xml:space="preserve"> </w:t>
@@ -848,14 +838,10 @@
     </w:p>
     <w:p>
       <w:pPr>
-        <w:numPr>
-          <w:ilvl w:val="0"/>
-          <w:numId w:val="1001"/>
-        </w:numPr>
-        <w:pStyle w:val="Compact"/>
-      </w:pPr>
-      <w:r>
-        <w:t xml:space="preserve">需要改</w:t>
+        <w:pStyle w:val="BodyText"/>
+      </w:pPr>
+      <w:r>
+        <w:t xml:space="preserve">三、需要改</w:t>
       </w:r>
       <w:r>
         <w:t xml:space="preserve"> </w:t>
@@ -2253,6 +2239,26 @@
     </w:p>
     <w:p>
       <w:pPr>
+        <w:pStyle w:val="BlockText"/>
+      </w:pPr>
+      <w:r>
+        <w:t xml:space="preserve">示例中的数值取自系统对论文第 5 节玉田案例的实算结果（F=0.7156，等级「适宜」）。</w:t>
+      </w:r>
+      <w:r>
+        <w:t xml:space="preserve"> </w:t>
+      </w:r>
+      <w:r>
+        <w:t xml:space="preserve">论文表 5 载 0.76，与实算的差异源于论文未给出坡度分界之后的连续折算公式</w:t>
+      </w:r>
+      <w:r>
+        <w:t xml:space="preserve"> </w:t>
+      </w:r>
+      <w:r>
+        <w:t xml:space="preserve">—— 按论文表 5 的单元得分乘面积占比也只有 0.7406，两者等级一致。</w:t>
+      </w:r>
+    </w:p>
+    <w:p>
+      <w:pPr>
         <w:pStyle w:val="SourceCode"/>
       </w:pPr>
       <w:r>
@@ -2286,7 +2292,7 @@
         <w:rPr>
           <w:rStyle w:val="FloatTok"/>
         </w:rPr>
-        <w:t xml:space="preserve">0.74</w:t>
+        <w:t xml:space="preserve">0.7156</w:t>
       </w:r>
       <w:r>
         <w:rPr>
@@ -2319,13 +2325,13 @@
         <w:rPr>
           <w:rStyle w:val="StringTok"/>
         </w:rPr>
-        <w:t xml:space="preserve">"基本适宜"</w:t>
-      </w:r>
-      <w:r>
-        <w:rPr>
-          <w:rStyle w:val="NormalTok"/>
-        </w:rPr>
-        <w:t xml:space="preserve">,              </w:t>
+        <w:t xml:space="preserve">"适宜"</w:t>
+      </w:r>
+      <w:r>
+        <w:rPr>
+          <w:rStyle w:val="NormalTok"/>
+        </w:rPr>
+        <w:t xml:space="preserve">,                  </w:t>
       </w:r>
       <w:r>
         <w:rPr>
@@ -2460,7 +2466,7 @@
         <w:rPr>
           <w:rStyle w:val="FloatTok"/>
         </w:rPr>
-        <w:t xml:space="preserve">0.56</w:t>
+        <w:t xml:space="preserve">0.5401</w:t>
       </w:r>
       <w:r>
         <w:rPr>
@@ -2529,7 +2535,7 @@
         <w:rPr>
           <w:rStyle w:val="FloatTok"/>
         </w:rPr>
-        <w:t xml:space="preserve">0.5</w:t>
+        <w:t xml:space="preserve">0.4786</w:t>
       </w:r>
       <w:r>
         <w:rPr>
@@ -4852,17 +4858,11 @@
       <w:r>
         <w:t xml:space="preserve">然后：</w:t>
       </w:r>
-    </w:p>
-    <w:p>
-      <w:pPr>
-        <w:numPr>
-          <w:ilvl w:val="0"/>
-          <w:numId w:val="1002"/>
-        </w:numPr>
-        <w:pStyle w:val="Compact"/>
-      </w:pPr>
-      <w:r>
-        <w:t xml:space="preserve">找甲要</w:t>
+      <w:r>
+        <w:t xml:space="preserve"> </w:t>
+      </w:r>
+      <w:r>
+        <w:t xml:space="preserve">四、找甲要</w:t>
       </w:r>
       <w:r>
         <w:t xml:space="preserve"> </w:t>
@@ -4880,12 +4880,11 @@
     </w:p>
     <w:p>
       <w:pPr>
-        <w:numPr>
-          <w:ilvl w:val="0"/>
-          <w:numId w:val="1002"/>
-        </w:numPr>
-        <w:pStyle w:val="Compact"/>
-      </w:pPr>
+        <w:pStyle w:val="BodyText"/>
+      </w:pPr>
+      <w:r>
+        <w:t xml:space="preserve">五、</w:t>
+      </w:r>
       <w:r>
         <w:rPr>
           <w:bCs/>
@@ -4899,14 +4898,10 @@
     </w:p>
     <w:p>
       <w:pPr>
-        <w:numPr>
-          <w:ilvl w:val="0"/>
-          <w:numId w:val="1002"/>
-        </w:numPr>
-        <w:pStyle w:val="Compact"/>
-      </w:pPr>
-      <w:r>
-        <w:t xml:space="preserve">等甲把</w:t>
+        <w:pStyle w:val="BodyText"/>
+      </w:pPr>
+      <w:r>
+        <w:t xml:space="preserve">六、等甲把</w:t>
       </w:r>
       <w:r>
         <w:t xml:space="preserve"> </w:t>
@@ -6094,202 +6089,8 @@
       </w:pPr>
     </w:lvl>
   </w:abstractNum>
-  <w:abstractNum w:abstractNumId="991">
-    <w:nsid w:val="A991"/>
-    <w:multiLevelType w:val="multilevel"/>
-    <w:lvl w:ilvl="0">
-      <w:numFmt w:val="bullet"/>
-      <w:lvlText w:val="•"/>
-      <w:lvlJc w:val="left"/>
-      <w:pPr>
-        <w:ind w:left="720" w:hanging="480"/>
-      </w:pPr>
-    </w:lvl>
-    <w:lvl w:ilvl="1">
-      <w:numFmt w:val="bullet"/>
-      <w:lvlText w:val="–"/>
-      <w:lvlJc w:val="left"/>
-      <w:pPr>
-        <w:ind w:left="1440" w:hanging="480"/>
-      </w:pPr>
-    </w:lvl>
-    <w:lvl w:ilvl="2">
-      <w:numFmt w:val="bullet"/>
-      <w:lvlText w:val="•"/>
-      <w:lvlJc w:val="left"/>
-      <w:pPr>
-        <w:ind w:left="2160" w:hanging="480"/>
-      </w:pPr>
-    </w:lvl>
-    <w:lvl w:ilvl="3">
-      <w:numFmt w:val="bullet"/>
-      <w:lvlText w:val="–"/>
-      <w:lvlJc w:val="left"/>
-      <w:pPr>
-        <w:ind w:left="2880" w:hanging="480"/>
-      </w:pPr>
-    </w:lvl>
-    <w:lvl w:ilvl="4">
-      <w:numFmt w:val="bullet"/>
-      <w:lvlText w:val="•"/>
-      <w:lvlJc w:val="left"/>
-      <w:pPr>
-        <w:ind w:left="3600" w:hanging="480"/>
-      </w:pPr>
-    </w:lvl>
-    <w:lvl w:ilvl="5">
-      <w:numFmt w:val="bullet"/>
-      <w:lvlText w:val="–"/>
-      <w:lvlJc w:val="left"/>
-      <w:pPr>
-        <w:ind w:left="4320" w:hanging="480"/>
-      </w:pPr>
-    </w:lvl>
-    <w:lvl w:ilvl="6">
-      <w:numFmt w:val="bullet"/>
-      <w:lvlText w:val="•"/>
-      <w:lvlJc w:val="left"/>
-      <w:pPr>
-        <w:ind w:left="5040" w:hanging="480"/>
-      </w:pPr>
-    </w:lvl>
-    <w:lvl w:ilvl="7">
-      <w:numFmt w:val="bullet"/>
-      <w:lvlText w:val="–"/>
-      <w:lvlJc w:val="left"/>
-      <w:pPr>
-        <w:ind w:left="5760" w:hanging="480"/>
-      </w:pPr>
-    </w:lvl>
-    <w:lvl w:ilvl="8">
-      <w:numFmt w:val="bullet"/>
-      <w:lvlText w:val="•"/>
-      <w:lvlJc w:val="left"/>
-      <w:pPr>
-        <w:ind w:left="6480" w:hanging="480"/>
-      </w:pPr>
-    </w:lvl>
-  </w:abstractNum>
-  <w:abstractNum w:abstractNumId="99411">
-    <w:nsid w:val="A99411"/>
-    <w:multiLevelType w:val="multilevel"/>
-    <w:lvl w:ilvl="0">
-      <w:start w:val="1"/>
-      <w:numFmt w:val="decimal"/>
-      <w:lvlText w:val="%1."/>
-      <w:lvlJc w:val="left"/>
-      <w:pPr>
-        <w:ind w:left="720" w:hanging="480"/>
-      </w:pPr>
-    </w:lvl>
-    <w:lvl w:ilvl="1">
-      <w:start w:val="1"/>
-      <w:numFmt w:val="decimal"/>
-      <w:lvlText w:val="%2."/>
-      <w:lvlJc w:val="left"/>
-      <w:pPr>
-        <w:ind w:left="1440" w:hanging="480"/>
-      </w:pPr>
-    </w:lvl>
-    <w:lvl w:ilvl="2">
-      <w:start w:val="1"/>
-      <w:numFmt w:val="decimal"/>
-      <w:lvlText w:val="%3."/>
-      <w:lvlJc w:val="left"/>
-      <w:pPr>
-        <w:ind w:left="2160" w:hanging="480"/>
-      </w:pPr>
-    </w:lvl>
-    <w:lvl w:ilvl="3">
-      <w:start w:val="1"/>
-      <w:numFmt w:val="decimal"/>
-      <w:lvlText w:val="%4."/>
-      <w:lvlJc w:val="left"/>
-      <w:pPr>
-        <w:ind w:left="2880" w:hanging="480"/>
-      </w:pPr>
-    </w:lvl>
-    <w:lvl w:ilvl="4">
-      <w:start w:val="1"/>
-      <w:numFmt w:val="decimal"/>
-      <w:lvlText w:val="%5."/>
-      <w:lvlJc w:val="left"/>
-      <w:pPr>
-        <w:ind w:left="3600" w:hanging="480"/>
-      </w:pPr>
-    </w:lvl>
-    <w:lvl w:ilvl="5">
-      <w:start w:val="1"/>
-      <w:numFmt w:val="decimal"/>
-      <w:lvlText w:val="%6."/>
-      <w:lvlJc w:val="left"/>
-      <w:pPr>
-        <w:ind w:left="4320" w:hanging="480"/>
-      </w:pPr>
-    </w:lvl>
-    <w:lvl w:ilvl="6">
-      <w:start w:val="1"/>
-      <w:numFmt w:val="decimal"/>
-      <w:lvlText w:val="%7."/>
-      <w:lvlJc w:val="left"/>
-      <w:pPr>
-        <w:ind w:left="5040" w:hanging="480"/>
-      </w:pPr>
-    </w:lvl>
-    <w:lvl w:ilvl="7">
-      <w:start w:val="1"/>
-      <w:numFmt w:val="decimal"/>
-      <w:lvlText w:val="%8."/>
-      <w:lvlJc w:val="left"/>
-      <w:pPr>
-        <w:ind w:left="5760" w:hanging="480"/>
-      </w:pPr>
-    </w:lvl>
-    <w:lvl w:ilvl="8">
-      <w:start w:val="1"/>
-      <w:numFmt w:val="decimal"/>
-      <w:lvlText w:val="%9."/>
-      <w:lvlJc w:val="left"/>
-      <w:pPr>
-        <w:ind w:left="6480" w:hanging="480"/>
-      </w:pPr>
-    </w:lvl>
-  </w:abstractNum>
   <w:num w:numId="1000">
     <w:abstractNumId w:val="990"/>
-  </w:num>
-  <w:num w:numId="1001">
-    <w:abstractNumId w:val="991"/>
-  </w:num>
-  <w:num w:numId="1002">
-    <w:abstractNumId w:val="99411"/>
-    <w:lvlOverride w:ilvl="0">
-      <w:startOverride w:val="1"/>
-    </w:lvlOverride>
-    <w:lvlOverride w:ilvl="1">
-      <w:startOverride w:val="1"/>
-    </w:lvlOverride>
-    <w:lvlOverride w:ilvl="2">
-      <w:startOverride w:val="1"/>
-    </w:lvlOverride>
-    <w:lvlOverride w:ilvl="3">
-      <w:startOverride w:val="1"/>
-    </w:lvlOverride>
-    <w:lvlOverride w:ilvl="4">
-      <w:startOverride w:val="1"/>
-    </w:lvlOverride>
-    <w:lvlOverride w:ilvl="5">
-      <w:startOverride w:val="1"/>
-    </w:lvlOverride>
-    <w:lvlOverride w:ilvl="6">
-      <w:startOverride w:val="1"/>
-    </w:lvlOverride>
-    <w:lvlOverride w:ilvl="7">
-      <w:startOverride w:val="1"/>
-    </w:lvlOverride>
-    <w:lvlOverride w:ilvl="8">
-      <w:startOverride w:val="1"/>
-    </w:lvlOverride>
   </w:num>
 </w:numbering>
 </file>

--- a/文档/制作步骤与分工.docx
+++ b/文档/制作步骤与分工.docx
@@ -2110,7 +2110,7 @@
         <w:t xml:space="preserve">0</w:t>
       </w:r>
       <w:r>
-        <w:t xml:space="preserve">（实测为 0）含义不同。论文案例中岩质边坡的土石比、厚度为"不适用"，平台无坡度坡向。计算时跳过</w:t>
+        <w:t xml:space="preserve">（实测为 0）含义不同。示例案例中岩质边坡的土石比、厚度为"不适用"，平台无坡度坡向。计算时跳过</w:t>
       </w:r>
       <w:r>
         <w:t xml:space="preserve"> </w:t>
@@ -2242,19 +2242,19 @@
         <w:pStyle w:val="BlockText"/>
       </w:pPr>
       <w:r>
-        <w:t xml:space="preserve">示例中的数值取自系统对论文第 5 节玉田案例的实算结果（F=0.7156，等级「适宜」）。</w:t>
+        <w:t xml:space="preserve">示例中的数值取自系统对示例案例（玉田县孤树镇白云岩采石场）的实算结果（F=0.7156，等级「适宜」）。</w:t>
       </w:r>
       <w:r>
         <w:t xml:space="preserve"> </w:t>
       </w:r>
       <w:r>
-        <w:t xml:space="preserve">论文表 5 载 0.76，与实算的差异源于论文未给出坡度分界之后的连续折算公式</w:t>
+        <w:t xml:space="preserve">案例材料载 0.76，与实算的差异源于评价方法未给出坡度分界之后的连续折算公式</w:t>
       </w:r>
       <w:r>
         <w:t xml:space="preserve"> </w:t>
       </w:r>
       <w:r>
-        <w:t xml:space="preserve">—— 按论文表 5 的单元得分乘面积占比也只有 0.7406，两者等级一致。</w:t>
+        <w:t xml:space="preserve">—— 按示例案例 的单元得分乘面积占比也只有 0.7406，两者等级一致。</w:t>
       </w:r>
     </w:p>
     <w:p>
@@ -3612,7 +3612,7 @@
               <w:t xml:space="preserve">分单元赋分与面积加权</w:t>
             </w:r>
             <w:r>
-              <w:t xml:space="preserve">④ 命令行跑通论文案例</w:t>
+              <w:t xml:space="preserve">④ 命令行跑通示例案例</w:t>
             </w:r>
             <w:r>
               <w:t xml:space="preserve">⑤ 再包网页界面</w:t>
@@ -4093,7 +4093,7 @@
               <w:jc w:val="left"/>
             </w:pPr>
             <w:r>
-              <w:t xml:space="preserve">把乙的 M5 面积占比接进式(9) 加权</w:t>
+              <w:t xml:space="preserve">把乙的 M5 面积占比接进加权合成</w:t>
             </w:r>
           </w:p>
         </w:tc>
@@ -4872,7 +4872,7 @@
           <w:bCs/>
           <w:b/>
         </w:rPr>
-        <w:t xml:space="preserve">4 个参考模板 PDF + 论文初稿 docx</w:t>
+        <w:t xml:space="preserve">4 个参考模板 PDF + 方法初稿 docx</w:t>
       </w:r>
       <w:r>
         <w:t xml:space="preserve">（不在仓库里，必须单独发）</w:t>

--- a/文档/制作步骤与分工.docx
+++ b/文档/制作步骤与分工.docx
@@ -2242,7 +2242,7 @@
         <w:pStyle w:val="BlockText"/>
       </w:pPr>
       <w:r>
-        <w:t xml:space="preserve">示例中的数值取自系统对示例案例（玉田县孤树镇白云岩采石场）的实算结果（F=0.7156，等级「适宜」）。</w:t>
+        <w:t xml:space="preserve">示例中的数值取自系统对示例案例（玉田县孤树镇白云岩采石场）的实算结果（F=0.7404，等级「适宜」）。</w:t>
       </w:r>
       <w:r>
         <w:t xml:space="preserve"> </w:t>
@@ -2292,7 +2292,7 @@
         <w:rPr>
           <w:rStyle w:val="FloatTok"/>
         </w:rPr>
-        <w:t xml:space="preserve">0.7156</w:t>
+        <w:t xml:space="preserve">0.7404</w:t>
       </w:r>
       <w:r>
         <w:rPr>
@@ -2442,7 +2442,7 @@
         <w:rPr>
           <w:rStyle w:val="FloatTok"/>
         </w:rPr>
-        <w:t xml:space="preserve">0.1386</w:t>
+        <w:t xml:space="preserve">0.042</w:t>
       </w:r>
       <w:r>
         <w:rPr>
@@ -2466,7 +2466,7 @@
         <w:rPr>
           <w:rStyle w:val="FloatTok"/>
         </w:rPr>
-        <w:t xml:space="preserve">0.5401</w:t>
+        <w:t xml:space="preserve">0.6483</w:t>
       </w:r>
       <w:r>
         <w:rPr>
